--- a/programs/unite-msc/enrollment/deliverables/Enrollment-Handoff-DB-Refresh-Checklist.docx
+++ b/programs/unite-msc/enrollment/deliverables/Enrollment-Handoff-DB-Refresh-Checklist.docx
@@ -62,7 +62,7 @@
           <w:color w:val="616161"/>
           <w:sz w:val="22"/>
         </w:rPr>
-        <w:t>September 14, 2026  ·  QA Automation (AMSQUAD)  ·  QA-893</w:t>
+        <w:t>September 24, 2026  ·  QA Automation (AMSQUAD)  ·  QA-893</w:t>
       </w:r>
     </w:p>
     <w:p>
@@ -234,7 +234,7 @@
                 <w:color w:val="616161"/>
                 <w:sz w:val="16"/>
               </w:rPr>
-              <w:t>VPN + Frogger/PuTTY (gwtpsshrelay01)</w:t>
+              <w:t>Verify team-approved Oracle relay access</w:t>
             </w:r>
           </w:p>
         </w:tc>
@@ -618,7 +618,7 @@
                 <w:color w:val="616161"/>
                 <w:sz w:val="16"/>
               </w:rPr>
-              <w:t>Wizard regression okdirect + newyork</w:t>
+              <w:t>Wizard regression okdirect + newyork + nmdirect</w:t>
             </w:r>
           </w:p>
         </w:tc>
@@ -812,7 +812,7 @@
                 <w:color w:val="003057"/>
                 <w:sz w:val="22"/>
               </w:rPr>
-              <w:t>Green smoke + one wizard regression on okdirect = env usable. Two-plant regression = sustainment bar.</w:t>
+              <w:t>Green smoke + one wizard regression on okdirect = environment usable. Full three-plant regression = current sustainment bar.</w:t>
             </w:r>
           </w:p>
         </w:tc>
@@ -845,7 +845,7 @@
         <w:color w:val="616161"/>
         <w:sz w:val="16"/>
       </w:rPr>
-      <w:t>QA Automation AMSQUAD  ·  September 14, 2026  ·  No credentials</w:t>
+      <w:t>QA Automation AMSQUAD  ·  September 24, 2026  ·  No credentials</w:t>
     </w:r>
   </w:p>
   <w:p>
